--- a/documentos/CadastroDePessoas.docx
+++ b/documentos/CadastroDePessoas.docx
@@ -2457,6 +2457,49 @@
     </w:p>
     <w:p>
       <w:pPr>
+        <w:jc w:val="center"/>
+      </w:pPr>
+      <w:r>
+        <w:drawing>
+          <wp:inline distT="0" distB="0" distL="0" distR="0">
+            <wp:extent cx="5852160" cy="7562088"/>
+            <wp:effectExtent l="0" t="0" r="0" b="0"/>
+            <wp:docPr id="101" name="Pessoas — filtros e lista"/>
+            <wp:cNvGraphicFramePr>
+              <a:graphicFrameLocks xmlns:a="http://schemas.openxmlformats.org/drawingml/2006/main" noChangeAspect="1"/>
+            </wp:cNvGraphicFramePr>
+            <a:graphic xmlns:a="http://schemas.openxmlformats.org/drawingml/2006/main">
+              <a:graphicData uri="http://schemas.openxmlformats.org/drawingml/2006/picture">
+                <pic:pic xmlns:pic="http://schemas.openxmlformats.org/drawingml/2006/picture">
+                  <pic:nvPicPr>
+                    <pic:cNvPr id="101" name="Pessoas — filtros e lista"/>
+                    <pic:cNvPicPr/>
+                  </pic:nvPicPr>
+                  <pic:blipFill>
+                    <a:blip r:embed="rId21"/>
+                    <a:stretch>
+                      <a:fillRect/>
+                    </a:stretch>
+                  </pic:blipFill>
+                  <pic:spPr>
+                    <a:xfrm>
+                      <a:off x="0" y="0"/>
+                      <a:ext cx="5852160" cy="7562088"/>
+                    </a:xfrm>
+                    <a:prstGeom prst="rect">
+                      <a:avLst/>
+                    </a:prstGeom>
+                  </pic:spPr>
+                </pic:pic>
+              </a:graphicData>
+            </a:graphic>
+          </wp:inline>
+        </w:drawing>
+      </w:r>
+    </w:p>
+    <w:p>
+      <w:pPr>
+        <w:jc w:val="center"/>
         <w:rPr>
           <w:i/>
           <w:iCs/>
@@ -2471,7 +2514,26 @@
           <w:sz w:val="18"/>
           <w:szCs w:val="18"/>
         </w:rPr>
-        <w:t xml:space="preserve">Sem protótipo de tela para esta funcionalidade. Campos da funcionalidade:</w:t>
+        <w:t xml:space="preserve">Pessoas — filtros e lista</w:t>
+      </w:r>
+    </w:p>
+    <w:p>
+      <w:pPr>
+        <w:rPr>
+          <w:i/>
+          <w:iCs/>
+          <w:sz w:val="18"/>
+          <w:szCs w:val="18"/>
+        </w:rPr>
+      </w:pPr>
+      <w:r>
+        <w:rPr>
+          <w:i/>
+          <w:iCs/>
+          <w:sz w:val="18"/>
+          <w:szCs w:val="18"/>
+        </w:rPr>
+        <w:t xml:space="preserve">Campos da funcionalidade:</w:t>
       </w:r>
     </w:p>
     <w:tbl>
@@ -4672,6 +4734,49 @@
     </w:p>
     <w:p>
       <w:pPr>
+        <w:jc w:val="center"/>
+      </w:pPr>
+      <w:r>
+        <w:drawing>
+          <wp:inline distT="0" distB="0" distL="0" distR="0">
+            <wp:extent cx="5852160" cy="4759452"/>
+            <wp:effectExtent l="0" t="0" r="0" b="0"/>
+            <wp:docPr id="102" name="Pessoa — inclusão"/>
+            <wp:cNvGraphicFramePr>
+              <a:graphicFrameLocks xmlns:a="http://schemas.openxmlformats.org/drawingml/2006/main" noChangeAspect="1"/>
+            </wp:cNvGraphicFramePr>
+            <a:graphic xmlns:a="http://schemas.openxmlformats.org/drawingml/2006/main">
+              <a:graphicData uri="http://schemas.openxmlformats.org/drawingml/2006/picture">
+                <pic:pic xmlns:pic="http://schemas.openxmlformats.org/drawingml/2006/picture">
+                  <pic:nvPicPr>
+                    <pic:cNvPr id="102" name="Pessoa — inclusão"/>
+                    <pic:cNvPicPr/>
+                  </pic:nvPicPr>
+                  <pic:blipFill>
+                    <a:blip r:embed="rId22"/>
+                    <a:stretch>
+                      <a:fillRect/>
+                    </a:stretch>
+                  </pic:blipFill>
+                  <pic:spPr>
+                    <a:xfrm>
+                      <a:off x="0" y="0"/>
+                      <a:ext cx="5852160" cy="4759452"/>
+                    </a:xfrm>
+                    <a:prstGeom prst="rect">
+                      <a:avLst/>
+                    </a:prstGeom>
+                  </pic:spPr>
+                </pic:pic>
+              </a:graphicData>
+            </a:graphic>
+          </wp:inline>
+        </w:drawing>
+      </w:r>
+    </w:p>
+    <w:p>
+      <w:pPr>
+        <w:jc w:val="center"/>
         <w:rPr>
           <w:i/>
           <w:iCs/>
@@ -4686,7 +4791,26 @@
           <w:sz w:val="18"/>
           <w:szCs w:val="18"/>
         </w:rPr>
-        <w:t xml:space="preserve">Sem protótipo de tela para esta funcionalidade. Campos da funcionalidade:</w:t>
+        <w:t xml:space="preserve">Pessoa — inclusão</w:t>
+      </w:r>
+    </w:p>
+    <w:p>
+      <w:pPr>
+        <w:rPr>
+          <w:i/>
+          <w:iCs/>
+          <w:sz w:val="18"/>
+          <w:szCs w:val="18"/>
+        </w:rPr>
+      </w:pPr>
+      <w:r>
+        <w:rPr>
+          <w:i/>
+          <w:iCs/>
+          <w:sz w:val="18"/>
+          <w:szCs w:val="18"/>
+        </w:rPr>
+        <w:t xml:space="preserve">Campos da funcionalidade:</w:t>
       </w:r>
     </w:p>
     <w:tbl>
@@ -8446,6 +8570,49 @@
     </w:p>
     <w:p>
       <w:pPr>
+        <w:jc w:val="center"/>
+      </w:pPr>
+      <w:r>
+        <w:drawing>
+          <wp:inline distT="0" distB="0" distL="0" distR="0">
+            <wp:extent cx="5852160" cy="5221224"/>
+            <wp:effectExtent l="0" t="0" r="0" b="0"/>
+            <wp:docPr id="103" name="Pessoa — edição, aba Cadastro"/>
+            <wp:cNvGraphicFramePr>
+              <a:graphicFrameLocks xmlns:a="http://schemas.openxmlformats.org/drawingml/2006/main" noChangeAspect="1"/>
+            </wp:cNvGraphicFramePr>
+            <a:graphic xmlns:a="http://schemas.openxmlformats.org/drawingml/2006/main">
+              <a:graphicData uri="http://schemas.openxmlformats.org/drawingml/2006/picture">
+                <pic:pic xmlns:pic="http://schemas.openxmlformats.org/drawingml/2006/picture">
+                  <pic:nvPicPr>
+                    <pic:cNvPr id="103" name="Pessoa — edição, aba Cadastro"/>
+                    <pic:cNvPicPr/>
+                  </pic:nvPicPr>
+                  <pic:blipFill>
+                    <a:blip r:embed="rId23"/>
+                    <a:stretch>
+                      <a:fillRect/>
+                    </a:stretch>
+                  </pic:blipFill>
+                  <pic:spPr>
+                    <a:xfrm>
+                      <a:off x="0" y="0"/>
+                      <a:ext cx="5852160" cy="5221224"/>
+                    </a:xfrm>
+                    <a:prstGeom prst="rect">
+                      <a:avLst/>
+                    </a:prstGeom>
+                  </pic:spPr>
+                </pic:pic>
+              </a:graphicData>
+            </a:graphic>
+          </wp:inline>
+        </w:drawing>
+      </w:r>
+    </w:p>
+    <w:p>
+      <w:pPr>
+        <w:jc w:val="center"/>
         <w:rPr>
           <w:i/>
           <w:iCs/>
@@ -8460,7 +8627,150 @@
           <w:sz w:val="18"/>
           <w:szCs w:val="18"/>
         </w:rPr>
-        <w:t xml:space="preserve">Sem protótipo de tela para esta funcionalidade. Campos da funcionalidade:</w:t>
+        <w:t xml:space="preserve">Pessoa — edição, aba Cadastro</w:t>
+      </w:r>
+    </w:p>
+    <w:p>
+      <w:pPr>
+        <w:jc w:val="center"/>
+      </w:pPr>
+      <w:r>
+        <w:drawing>
+          <wp:inline distT="0" distB="0" distL="0" distR="0">
+            <wp:extent cx="5852160" cy="4681728"/>
+            <wp:effectExtent l="0" t="0" r="0" b="0"/>
+            <wp:docPr id="104" name="Pessoa — edição, aba Relacionamento"/>
+            <wp:cNvGraphicFramePr>
+              <a:graphicFrameLocks xmlns:a="http://schemas.openxmlformats.org/drawingml/2006/main" noChangeAspect="1"/>
+            </wp:cNvGraphicFramePr>
+            <a:graphic xmlns:a="http://schemas.openxmlformats.org/drawingml/2006/main">
+              <a:graphicData uri="http://schemas.openxmlformats.org/drawingml/2006/picture">
+                <pic:pic xmlns:pic="http://schemas.openxmlformats.org/drawingml/2006/picture">
+                  <pic:nvPicPr>
+                    <pic:cNvPr id="104" name="Pessoa — edição, aba Relacionamento"/>
+                    <pic:cNvPicPr/>
+                  </pic:nvPicPr>
+                  <pic:blipFill>
+                    <a:blip r:embed="rId24"/>
+                    <a:stretch>
+                      <a:fillRect/>
+                    </a:stretch>
+                  </pic:blipFill>
+                  <pic:spPr>
+                    <a:xfrm>
+                      <a:off x="0" y="0"/>
+                      <a:ext cx="5852160" cy="4681728"/>
+                    </a:xfrm>
+                    <a:prstGeom prst="rect">
+                      <a:avLst/>
+                    </a:prstGeom>
+                  </pic:spPr>
+                </pic:pic>
+              </a:graphicData>
+            </a:graphic>
+          </wp:inline>
+        </w:drawing>
+      </w:r>
+    </w:p>
+    <w:p>
+      <w:pPr>
+        <w:jc w:val="center"/>
+        <w:rPr>
+          <w:i/>
+          <w:iCs/>
+          <w:sz w:val="18"/>
+          <w:szCs w:val="18"/>
+        </w:rPr>
+      </w:pPr>
+      <w:r>
+        <w:rPr>
+          <w:i/>
+          <w:iCs/>
+          <w:sz w:val="18"/>
+          <w:szCs w:val="18"/>
+        </w:rPr>
+        <w:t xml:space="preserve">Pessoa — edição, aba Relacionamento</w:t>
+      </w:r>
+    </w:p>
+    <w:p>
+      <w:pPr>
+        <w:jc w:val="center"/>
+      </w:pPr>
+      <w:r>
+        <w:drawing>
+          <wp:inline distT="0" distB="0" distL="0" distR="0">
+            <wp:extent cx="5852160" cy="4681728"/>
+            <wp:effectExtent l="0" t="0" r="0" b="0"/>
+            <wp:docPr id="105" name="Pessoa — edição, aba Histórico"/>
+            <wp:cNvGraphicFramePr>
+              <a:graphicFrameLocks xmlns:a="http://schemas.openxmlformats.org/drawingml/2006/main" noChangeAspect="1"/>
+            </wp:cNvGraphicFramePr>
+            <a:graphic xmlns:a="http://schemas.openxmlformats.org/drawingml/2006/main">
+              <a:graphicData uri="http://schemas.openxmlformats.org/drawingml/2006/picture">
+                <pic:pic xmlns:pic="http://schemas.openxmlformats.org/drawingml/2006/picture">
+                  <pic:nvPicPr>
+                    <pic:cNvPr id="105" name="Pessoa — edição, aba Histórico"/>
+                    <pic:cNvPicPr/>
+                  </pic:nvPicPr>
+                  <pic:blipFill>
+                    <a:blip r:embed="rId25"/>
+                    <a:stretch>
+                      <a:fillRect/>
+                    </a:stretch>
+                  </pic:blipFill>
+                  <pic:spPr>
+                    <a:xfrm>
+                      <a:off x="0" y="0"/>
+                      <a:ext cx="5852160" cy="4681728"/>
+                    </a:xfrm>
+                    <a:prstGeom prst="rect">
+                      <a:avLst/>
+                    </a:prstGeom>
+                  </pic:spPr>
+                </pic:pic>
+              </a:graphicData>
+            </a:graphic>
+          </wp:inline>
+        </w:drawing>
+      </w:r>
+    </w:p>
+    <w:p>
+      <w:pPr>
+        <w:jc w:val="center"/>
+        <w:rPr>
+          <w:i/>
+          <w:iCs/>
+          <w:sz w:val="18"/>
+          <w:szCs w:val="18"/>
+        </w:rPr>
+      </w:pPr>
+      <w:r>
+        <w:rPr>
+          <w:i/>
+          <w:iCs/>
+          <w:sz w:val="18"/>
+          <w:szCs w:val="18"/>
+        </w:rPr>
+        <w:t xml:space="preserve">Pessoa — edição, aba Histórico</w:t>
+      </w:r>
+    </w:p>
+    <w:p>
+      <w:pPr>
+        <w:rPr>
+          <w:i/>
+          <w:iCs/>
+          <w:sz w:val="18"/>
+          <w:szCs w:val="18"/>
+        </w:rPr>
+      </w:pPr>
+      <w:r>
+        <w:rPr>
+          <w:i/>
+          <w:iCs/>
+          <w:sz w:val="18"/>
+          <w:szCs w:val="18"/>
+        </w:rPr>
+        <w:t xml:space="preserve">Campos da funcionalidade:</w:t>
       </w:r>
     </w:p>
     <w:tbl>
@@ -12104,6 +12414,49 @@
     </w:p>
     <w:p>
       <w:pPr>
+        <w:jc w:val="center"/>
+      </w:pPr>
+      <w:r>
+        <w:drawing>
+          <wp:inline distT="0" distB="0" distL="0" distR="0">
+            <wp:extent cx="5852160" cy="7562088"/>
+            <wp:effectExtent l="0" t="0" r="0" b="0"/>
+            <wp:docPr id="106" name="Pessoas — filtros e lista"/>
+            <wp:cNvGraphicFramePr>
+              <a:graphicFrameLocks xmlns:a="http://schemas.openxmlformats.org/drawingml/2006/main" noChangeAspect="1"/>
+            </wp:cNvGraphicFramePr>
+            <a:graphic xmlns:a="http://schemas.openxmlformats.org/drawingml/2006/main">
+              <a:graphicData uri="http://schemas.openxmlformats.org/drawingml/2006/picture">
+                <pic:pic xmlns:pic="http://schemas.openxmlformats.org/drawingml/2006/picture">
+                  <pic:nvPicPr>
+                    <pic:cNvPr id="106" name="Pessoas — filtros e lista"/>
+                    <pic:cNvPicPr/>
+                  </pic:nvPicPr>
+                  <pic:blipFill>
+                    <a:blip r:embed="rId26"/>
+                    <a:stretch>
+                      <a:fillRect/>
+                    </a:stretch>
+                  </pic:blipFill>
+                  <pic:spPr>
+                    <a:xfrm>
+                      <a:off x="0" y="0"/>
+                      <a:ext cx="5852160" cy="7562088"/>
+                    </a:xfrm>
+                    <a:prstGeom prst="rect">
+                      <a:avLst/>
+                    </a:prstGeom>
+                  </pic:spPr>
+                </pic:pic>
+              </a:graphicData>
+            </a:graphic>
+          </wp:inline>
+        </w:drawing>
+      </w:r>
+    </w:p>
+    <w:p>
+      <w:pPr>
+        <w:jc w:val="center"/>
         <w:rPr>
           <w:i/>
           <w:iCs/>
@@ -12118,7 +12471,88 @@
           <w:sz w:val="18"/>
           <w:szCs w:val="18"/>
         </w:rPr>
-        <w:t xml:space="preserve">Sem protótipo de tela para esta funcionalidade. Campos da funcionalidade:</w:t>
+        <w:t xml:space="preserve">Pessoas — filtros e lista</w:t>
+      </w:r>
+    </w:p>
+    <w:p>
+      <w:pPr>
+        <w:jc w:val="center"/>
+      </w:pPr>
+      <w:r>
+        <w:drawing>
+          <wp:inline distT="0" distB="0" distL="0" distR="0">
+            <wp:extent cx="5852160" cy="4114800"/>
+            <wp:effectExtent l="0" t="0" r="0" b="0"/>
+            <wp:docPr id="107" name="Pessoas — confirmação da remoção"/>
+            <wp:cNvGraphicFramePr>
+              <a:graphicFrameLocks xmlns:a="http://schemas.openxmlformats.org/drawingml/2006/main" noChangeAspect="1"/>
+            </wp:cNvGraphicFramePr>
+            <a:graphic xmlns:a="http://schemas.openxmlformats.org/drawingml/2006/main">
+              <a:graphicData uri="http://schemas.openxmlformats.org/drawingml/2006/picture">
+                <pic:pic xmlns:pic="http://schemas.openxmlformats.org/drawingml/2006/picture">
+                  <pic:nvPicPr>
+                    <pic:cNvPr id="107" name="Pessoas — confirmação da remoção"/>
+                    <pic:cNvPicPr/>
+                  </pic:nvPicPr>
+                  <pic:blipFill>
+                    <a:blip r:embed="rId27"/>
+                    <a:stretch>
+                      <a:fillRect/>
+                    </a:stretch>
+                  </pic:blipFill>
+                  <pic:spPr>
+                    <a:xfrm>
+                      <a:off x="0" y="0"/>
+                      <a:ext cx="5852160" cy="4114800"/>
+                    </a:xfrm>
+                    <a:prstGeom prst="rect">
+                      <a:avLst/>
+                    </a:prstGeom>
+                  </pic:spPr>
+                </pic:pic>
+              </a:graphicData>
+            </a:graphic>
+          </wp:inline>
+        </w:drawing>
+      </w:r>
+    </w:p>
+    <w:p>
+      <w:pPr>
+        <w:jc w:val="center"/>
+        <w:rPr>
+          <w:i/>
+          <w:iCs/>
+          <w:sz w:val="18"/>
+          <w:szCs w:val="18"/>
+        </w:rPr>
+      </w:pPr>
+      <w:r>
+        <w:rPr>
+          <w:i/>
+          <w:iCs/>
+          <w:sz w:val="18"/>
+          <w:szCs w:val="18"/>
+        </w:rPr>
+        <w:t xml:space="preserve">Pessoas — confirmação da remoção</w:t>
+      </w:r>
+    </w:p>
+    <w:p>
+      <w:pPr>
+        <w:rPr>
+          <w:i/>
+          <w:iCs/>
+          <w:sz w:val="18"/>
+          <w:szCs w:val="18"/>
+        </w:rPr>
+      </w:pPr>
+      <w:r>
+        <w:rPr>
+          <w:i/>
+          <w:iCs/>
+          <w:sz w:val="18"/>
+          <w:szCs w:val="18"/>
+        </w:rPr>
+        <w:t xml:space="preserve">Campos da funcionalidade:</w:t>
       </w:r>
     </w:p>
     <w:tbl>
@@ -14524,6 +14958,49 @@
     </w:p>
     <w:p>
       <w:pPr>
+        <w:jc w:val="center"/>
+      </w:pPr>
+      <w:r>
+        <w:drawing>
+          <wp:inline distT="0" distB="0" distL="0" distR="0">
+            <wp:extent cx="5852160" cy="4114800"/>
+            <wp:effectExtent l="0" t="0" r="0" b="0"/>
+            <wp:docPr id="108" name="Janela Carga de Grupos Temáticos"/>
+            <wp:cNvGraphicFramePr>
+              <a:graphicFrameLocks xmlns:a="http://schemas.openxmlformats.org/drawingml/2006/main" noChangeAspect="1"/>
+            </wp:cNvGraphicFramePr>
+            <a:graphic xmlns:a="http://schemas.openxmlformats.org/drawingml/2006/main">
+              <a:graphicData uri="http://schemas.openxmlformats.org/drawingml/2006/picture">
+                <pic:pic xmlns:pic="http://schemas.openxmlformats.org/drawingml/2006/picture">
+                  <pic:nvPicPr>
+                    <pic:cNvPr id="108" name="Janela Carga de Grupos Temáticos"/>
+                    <pic:cNvPicPr/>
+                  </pic:nvPicPr>
+                  <pic:blipFill>
+                    <a:blip r:embed="rId28"/>
+                    <a:stretch>
+                      <a:fillRect/>
+                    </a:stretch>
+                  </pic:blipFill>
+                  <pic:spPr>
+                    <a:xfrm>
+                      <a:off x="0" y="0"/>
+                      <a:ext cx="5852160" cy="4114800"/>
+                    </a:xfrm>
+                    <a:prstGeom prst="rect">
+                      <a:avLst/>
+                    </a:prstGeom>
+                  </pic:spPr>
+                </pic:pic>
+              </a:graphicData>
+            </a:graphic>
+          </wp:inline>
+        </w:drawing>
+      </w:r>
+    </w:p>
+    <w:p>
+      <w:pPr>
+        <w:jc w:val="center"/>
         <w:rPr>
           <w:i/>
           <w:iCs/>
@@ -14538,7 +15015,26 @@
           <w:sz w:val="18"/>
           <w:szCs w:val="18"/>
         </w:rPr>
-        <w:t xml:space="preserve">Sem protótipo de tela para esta funcionalidade. Campos da funcionalidade:</w:t>
+        <w:t xml:space="preserve">Janela Carga de Grupos Temáticos</w:t>
+      </w:r>
+    </w:p>
+    <w:p>
+      <w:pPr>
+        <w:rPr>
+          <w:i/>
+          <w:iCs/>
+          <w:sz w:val="18"/>
+          <w:szCs w:val="18"/>
+        </w:rPr>
+      </w:pPr>
+      <w:r>
+        <w:rPr>
+          <w:i/>
+          <w:iCs/>
+          <w:sz w:val="18"/>
+          <w:szCs w:val="18"/>
+        </w:rPr>
+        <w:t xml:space="preserve">Campos da funcionalidade:</w:t>
       </w:r>
     </w:p>
     <w:tbl>
@@ -17210,6 +17706,49 @@
     </w:p>
     <w:p>
       <w:pPr>
+        <w:jc w:val="center"/>
+      </w:pPr>
+      <w:r>
+        <w:drawing>
+          <wp:inline distT="0" distB="0" distL="0" distR="0">
+            <wp:extent cx="5852160" cy="4114800"/>
+            <wp:effectExtent l="0" t="0" r="0" b="0"/>
+            <wp:docPr id="109" name="Janela Carga de Temas"/>
+            <wp:cNvGraphicFramePr>
+              <a:graphicFrameLocks xmlns:a="http://schemas.openxmlformats.org/drawingml/2006/main" noChangeAspect="1"/>
+            </wp:cNvGraphicFramePr>
+            <a:graphic xmlns:a="http://schemas.openxmlformats.org/drawingml/2006/main">
+              <a:graphicData uri="http://schemas.openxmlformats.org/drawingml/2006/picture">
+                <pic:pic xmlns:pic="http://schemas.openxmlformats.org/drawingml/2006/picture">
+                  <pic:nvPicPr>
+                    <pic:cNvPr id="109" name="Janela Carga de Temas"/>
+                    <pic:cNvPicPr/>
+                  </pic:nvPicPr>
+                  <pic:blipFill>
+                    <a:blip r:embed="rId29"/>
+                    <a:stretch>
+                      <a:fillRect/>
+                    </a:stretch>
+                  </pic:blipFill>
+                  <pic:spPr>
+                    <a:xfrm>
+                      <a:off x="0" y="0"/>
+                      <a:ext cx="5852160" cy="4114800"/>
+                    </a:xfrm>
+                    <a:prstGeom prst="rect">
+                      <a:avLst/>
+                    </a:prstGeom>
+                  </pic:spPr>
+                </pic:pic>
+              </a:graphicData>
+            </a:graphic>
+          </wp:inline>
+        </w:drawing>
+      </w:r>
+    </w:p>
+    <w:p>
+      <w:pPr>
+        <w:jc w:val="center"/>
         <w:rPr>
           <w:i/>
           <w:iCs/>
@@ -17224,7 +17763,26 @@
           <w:sz w:val="18"/>
           <w:szCs w:val="18"/>
         </w:rPr>
-        <w:t xml:space="preserve">Sem protótipo de tela para esta funcionalidade. Campos da funcionalidade:</w:t>
+        <w:t xml:space="preserve">Janela Carga de Temas</w:t>
+      </w:r>
+    </w:p>
+    <w:p>
+      <w:pPr>
+        <w:rPr>
+          <w:i/>
+          <w:iCs/>
+          <w:sz w:val="18"/>
+          <w:szCs w:val="18"/>
+        </w:rPr>
+      </w:pPr>
+      <w:r>
+        <w:rPr>
+          <w:i/>
+          <w:iCs/>
+          <w:sz w:val="18"/>
+          <w:szCs w:val="18"/>
+        </w:rPr>
+        <w:t xml:space="preserve">Campos da funcionalidade:</w:t>
       </w:r>
     </w:p>
     <w:tbl>
@@ -20006,6 +20564,49 @@
     </w:p>
     <w:p>
       <w:pPr>
+        <w:jc w:val="center"/>
+      </w:pPr>
+      <w:r>
+        <w:drawing>
+          <wp:inline distT="0" distB="0" distL="0" distR="0">
+            <wp:extent cx="5852160" cy="4114800"/>
+            <wp:effectExtent l="0" t="0" r="0" b="0"/>
+            <wp:docPr id="110" name="Janela Carga de Histórico"/>
+            <wp:cNvGraphicFramePr>
+              <a:graphicFrameLocks xmlns:a="http://schemas.openxmlformats.org/drawingml/2006/main" noChangeAspect="1"/>
+            </wp:cNvGraphicFramePr>
+            <a:graphic xmlns:a="http://schemas.openxmlformats.org/drawingml/2006/main">
+              <a:graphicData uri="http://schemas.openxmlformats.org/drawingml/2006/picture">
+                <pic:pic xmlns:pic="http://schemas.openxmlformats.org/drawingml/2006/picture">
+                  <pic:nvPicPr>
+                    <pic:cNvPr id="110" name="Janela Carga de Histórico"/>
+                    <pic:cNvPicPr/>
+                  </pic:nvPicPr>
+                  <pic:blipFill>
+                    <a:blip r:embed="rId30"/>
+                    <a:stretch>
+                      <a:fillRect/>
+                    </a:stretch>
+                  </pic:blipFill>
+                  <pic:spPr>
+                    <a:xfrm>
+                      <a:off x="0" y="0"/>
+                      <a:ext cx="5852160" cy="4114800"/>
+                    </a:xfrm>
+                    <a:prstGeom prst="rect">
+                      <a:avLst/>
+                    </a:prstGeom>
+                  </pic:spPr>
+                </pic:pic>
+              </a:graphicData>
+            </a:graphic>
+          </wp:inline>
+        </w:drawing>
+      </w:r>
+    </w:p>
+    <w:p>
+      <w:pPr>
+        <w:jc w:val="center"/>
         <w:rPr>
           <w:i/>
           <w:iCs/>
@@ -20020,7 +20621,26 @@
           <w:sz w:val="18"/>
           <w:szCs w:val="18"/>
         </w:rPr>
-        <w:t xml:space="preserve">Sem protótipo de tela para esta funcionalidade. Campos da funcionalidade:</w:t>
+        <w:t xml:space="preserve">Janela Carga de Histórico</w:t>
+      </w:r>
+    </w:p>
+    <w:p>
+      <w:pPr>
+        <w:rPr>
+          <w:i/>
+          <w:iCs/>
+          <w:sz w:val="18"/>
+          <w:szCs w:val="18"/>
+        </w:rPr>
+      </w:pPr>
+      <w:r>
+        <w:rPr>
+          <w:i/>
+          <w:iCs/>
+          <w:sz w:val="18"/>
+          <w:szCs w:val="18"/>
+        </w:rPr>
+        <w:t xml:space="preserve">Campos da funcionalidade:</w:t>
       </w:r>
     </w:p>
     <w:tbl>
